--- a/product-definitions/foundations-input/product.docx
+++ b/product-definitions/foundations-input/product.docx
@@ -227,6 +227,72 @@
       </w:pPr>
       <w:r>
         <w:rPr/>
+        <w:t>The product will:</w:t>
+      </w:r>
+    </w:p>
+    <w:p>
+      <w:pPr>
+        <w:pStyle w:val="PreformattedText"/>
+        <w:bidi w:val="0"/>
+        <w:spacing w:before="0" w:after="0"/>
+        <w:jc w:val="start"/>
+        <w:rPr/>
+      </w:pPr>
+      <w:r>
+        <w:rPr/>
+        <w:t>Reduce the time to create a proper product description/context by 75%.</w:t>
+      </w:r>
+    </w:p>
+    <w:p>
+      <w:pPr>
+        <w:pStyle w:val="PreformattedText"/>
+        <w:bidi w:val="0"/>
+        <w:spacing w:before="0" w:after="0"/>
+        <w:jc w:val="start"/>
+        <w:rPr/>
+      </w:pPr>
+      <w:r>
+        <w:rPr/>
+        <w:t>It will prove (bakced up by data) that the quality of the product description will improve to a state where it is confidently right on all facets.</w:t>
+      </w:r>
+    </w:p>
+    <w:p>
+      <w:pPr>
+        <w:pStyle w:val="PreformattedText"/>
+        <w:bidi w:val="0"/>
+        <w:spacing w:before="0" w:after="0"/>
+        <w:jc w:val="start"/>
+        <w:rPr/>
+      </w:pPr>
+      <w:r>
+        <w:rPr/>
+        <w:t>It will provide stakeholders a way to quickly verify a feature requests possibility.→give clarity and quick feedback.</w:t>
+      </w:r>
+    </w:p>
+    <w:p>
+      <w:pPr>
+        <w:pStyle w:val="PreformattedText"/>
+        <w:bidi w:val="0"/>
+        <w:spacing w:before="0" w:after="0"/>
+        <w:jc w:val="start"/>
+        <w:rPr/>
+      </w:pPr>
+      <w:r>
+        <w:rPr/>
+        <w:t>It will reduce the amount of features that will be build that are not the right solution by 50% (we can register how many feature requests are marked Not good)→ time and money saved.</w:t>
+      </w:r>
+    </w:p>
+    <w:p>
+      <w:pPr>
+        <w:pStyle w:val="PreformattedText"/>
+        <w:bidi w:val="0"/>
+        <w:spacing w:before="0" w:after="0"/>
+        <w:jc w:val="start"/>
+        <w:rPr/>
+      </w:pPr>
+      <w:r>
+        <w:rPr/>
+        <w:t>It will improve the product with less code. Better features with less code save 25% op operations, bugs and other expensive stuff.</w:t>
       </w:r>
     </w:p>
     <w:sectPr>
@@ -236,6 +302,7 @@
       <w:pgNumType w:fmt="decimal"/>
       <w:formProt w:val="false"/>
       <w:textDirection w:val="lrTb"/>
+      <w:docGrid w:type="default" w:linePitch="100" w:charSpace="0"/>
     </w:sectPr>
   </w:body>
 </w:document>
@@ -263,11 +330,15 @@
     <w:qFormat/>
     <w:pPr>
       <w:widowControl w:val="false"/>
+      <w:suppressAutoHyphens w:val="true"/>
       <w:bidi w:val="0"/>
+      <w:spacing w:before="0" w:after="0"/>
+      <w:jc w:val="start"/>
     </w:pPr>
     <w:rPr>
       <w:rFonts w:ascii="Liberation Serif" w:hAnsi="Liberation Serif" w:eastAsia="Noto Serif CJK SC" w:cs="Noto Sans Devanagari"/>
       <w:color w:val="auto"/>
+      <w:kern w:val="0"/>
       <w:sz w:val="24"/>
       <w:szCs w:val="24"/>
       <w:lang w:val="nl-NL" w:eastAsia="zh-CN" w:bidi="hi-IN"/>
